--- a/laba2/task/Отчет.docx
+++ b/laba2/task/Отчет.docx
@@ -3947,7 +3947,7 @@
         <w:ind w:firstLine="709"/>
       </w:pPr>
       <w:r>
-        <w:t xml:space="preserve">Эффект виден прямо в отчёте приложения: в колонке «прочитано» выводится объём фактически прочитанных данных рядом с суммарным размером файлов. На папке задания из 24 файлов общим объёмом 6,8 МБ в обычном режиме читается</w:t>
+        <w:t xml:space="preserve">Эффект виден прямо в отчёте приложения: в колонке «прочитано» выводится объём фактически прочитанных данных рядом с суммарным размером файлов. На папке задания из 25 файлов общим объёмом 11,2 МБ в обычном режиме читается</w:t>
       </w:r>
       <w:r>
         <w:t xml:space="preserve"> </w:t>
@@ -3961,10 +3961,10 @@
           <w:sz w:val="28"/>
           <w:szCs w:val="28"/>
         </w:rPr>
-        <w:t xml:space="preserve">25,3 КБ</w:t>
-      </w:r>
-      <w:r>
-        <w:t xml:space="preserve">, то есть менее 0,4 % данных. На тестовом наборе из 480 файлов суммарным объёмом 136,2 МБ читается</w:t>
+        <w:t xml:space="preserve">57,3 КБ</w:t>
+      </w:r>
+      <w:r>
+        <w:t xml:space="preserve">, то есть менее 0,6 % данных. На тестовом наборе из 480 файлов суммарным объёмом 136,2 МБ читается</w:t>
       </w:r>
       <w:r>
         <w:t xml:space="preserve"> </w:t>
@@ -4635,7 +4635,7 @@
         <w:t xml:space="preserve"> </w:t>
       </w:r>
       <w:r>
-        <w:t xml:space="preserve">Все 24 файла из</w:t>
+        <w:t xml:space="preserve">Все 25 файлов из</w:t>
       </w:r>
       <w:r>
         <w:t xml:space="preserve"> </w:t>
@@ -6355,7 +6355,7 @@
         <w:ind w:firstLine="709"/>
       </w:pPr>
       <w:r>
-        <w:t xml:space="preserve">Второе требование — быстродействие на больших каталогах — выполнено за счёт ленивого чтения: на папке задания объёмом 6,8 МБ читается 25,3 КБ, а на наборе из 480 файлов объёмом 136,2 МБ — 505,3 КБ, то есть менее половины процента данных. Время работы определяется числом файлов, а не их размером, поэтому на папке порядка 100 000 файлов приложение остаётся отзывчивым. Многопоточность даёт ускорение примерно в 5,2 раза на глубоком анализе, а сканирование идёт в отдельном потоке, так что окно не замирает, показывает прогресс и позволяет остановить работу.</w:t>
+        <w:t xml:space="preserve">Второе требование — быстродействие на больших каталогах — выполнено за счёт ленивого чтения: на папке задания объёмом 11,2 МБ читается 57,3 КБ, а на наборе из 480 файлов объёмом 136,2 МБ — 505,3 КБ, то есть менее половины процента данных. Время работы определяется числом файлов, а не их размером, поэтому на папке порядка 100 000 файлов приложение остаётся отзывчивым. Многопоточность даёт ускорение примерно в 5,2 раза на глубоком анализе, а сканирование идёт в отдельном потоке, так что окно не замирает, показывает прогресс и позволяет остановить работу.</w:t>
       </w:r>
     </w:p>
     <w:p>
